--- a/docs/포트폴리오_화면만들기_학생가이드.docx
+++ b/docs/포트폴리오_화면만들기_학생가이드.docx
@@ -32,7 +32,123 @@
           <w:sz w:val="26"/>
           <w:szCs w:val="26"/>
         </w:rPr>
-        <w:t xml:space="preserve">1. 이것만 치면 됩니다</w:t>
+        <w:t xml:space="preserve">0. 맨 처음 한 번만 (5분)</w:t>
+      </w:r>
+    </w:p>
+    <w:p>
+      <w:pPr>
+        <w:spacing w:after="140" w:before="0" w:line="320"/>
+      </w:pPr>
+      <w:r>
+        <w:rPr>
+          <w:b/>
+          <w:bCs/>
+          <w:sz w:val="21"/>
+          <w:szCs w:val="21"/>
+        </w:rPr>
+        <w:t xml:space="preserve">① 폴더 만들기</w:t>
+      </w:r>
+      <w:r>
+        <w:rPr>
+          <w:sz w:val="21"/>
+          <w:szCs w:val="21"/>
+        </w:rPr>
+        <w:t xml:space="preserve"> — 바탕화면에 </w:t>
+      </w:r>
+      <w:r>
+        <w:rPr>
+          <w:rFonts w:ascii="Menlo" w:cs="Menlo" w:eastAsia="Menlo" w:hAnsi="Menlo"/>
+          <w:color w:val="B54708"/>
+          <w:sz w:val="19"/>
+          <w:szCs w:val="19"/>
+        </w:rPr>
+        <w:t xml:space="preserve">portfolio-2026</w:t>
+      </w:r>
+      <w:r>
+        <w:rPr>
+          <w:sz w:val="21"/>
+          <w:szCs w:val="21"/>
+        </w:rPr>
+        <w:t xml:space="preserve"> 폴더를 만드세요.</w:t>
+      </w:r>
+    </w:p>
+    <w:p>
+      <w:pPr>
+        <w:spacing w:after="140" w:before="0" w:line="320"/>
+      </w:pPr>
+      <w:r>
+        <w:rPr>
+          <w:b/>
+          <w:bCs/>
+          <w:sz w:val="21"/>
+          <w:szCs w:val="21"/>
+        </w:rPr>
+        <w:t xml:space="preserve">② Claude Code에서 그 폴더를 여세요.</w:t>
+      </w:r>
+    </w:p>
+    <w:p>
+      <w:pPr>
+        <w:pBdr>
+          <w:left w:val="single" w:color="1F4E79" w:sz="14" w:space="10"/>
+        </w:pBdr>
+        <w:spacing w:after="0" w:before="140" w:line="300"/>
+        <w:ind w:left="260"/>
+      </w:pPr>
+      <w:r>
+        <w:rPr>
+          <w:color w:val="344054"/>
+          <w:sz w:val="20"/>
+          <w:szCs w:val="20"/>
+        </w:rPr>
+        <w:t xml:space="preserve">⚠️ </w:t>
+      </w:r>
+      <w:r>
+        <w:rPr>
+          <w:b/>
+          <w:bCs/>
+          <w:color w:val="344054"/>
+          <w:sz w:val="20"/>
+          <w:szCs w:val="20"/>
+        </w:rPr>
+        <w:t xml:space="preserve">매주 같은 폴더를 열어야 합니다.</w:t>
+      </w:r>
+    </w:p>
+    <w:p>
+      <w:pPr>
+        <w:pBdr>
+          <w:left w:val="single" w:color="1F4E79" w:sz="14" w:space="10"/>
+        </w:pBdr>
+        <w:spacing w:after="160" w:before="0" w:line="300"/>
+        <w:ind w:left="260"/>
+      </w:pPr>
+      <w:r>
+        <w:rPr>
+          <w:color w:val="344054"/>
+          <w:sz w:val="20"/>
+          <w:szCs w:val="20"/>
+        </w:rPr>
+        <w:t xml:space="preserve">이 수업에서 제일 많이 나는 사고입니다. 폴더가 바뀌면 지난주 것을 못 찾습니다.</w:t>
+      </w:r>
+    </w:p>
+    <w:p>
+      <w:pPr>
+        <w:spacing w:after="140" w:before="0" w:line="320"/>
+      </w:pPr>
+      <w:r>
+        <w:rPr>
+          <w:b/>
+          <w:bCs/>
+          <w:sz w:val="21"/>
+          <w:szCs w:val="21"/>
+        </w:rPr>
+        <w:t xml:space="preserve">③ 설치</w:t>
+      </w:r>
+      <w:r>
+        <w:rPr>
+          <w:sz w:val="21"/>
+          <w:szCs w:val="21"/>
+        </w:rPr>
+        <w:t xml:space="preserve"> — 터미널에 아래 한 줄을 붙여넣으세요. 한 번만 하면 됩니다.</w:t>
       </w:r>
     </w:p>
     <w:p>
@@ -52,6 +168,85 @@
           <w:sz w:val="18"/>
           <w:szCs w:val="18"/>
         </w:rPr>
+        <w:t xml:space="preserve">git clone https://github.com/soodiumstudio/portfolio-design.git ~/.claude/skills/portfolio-design</w:t>
+      </w:r>
+    </w:p>
+    <w:p>
+      <w:pPr>
+        <w:spacing w:after="140" w:before="0" w:line="320"/>
+      </w:pPr>
+      <w:r>
+        <w:rPr>
+          <w:sz w:val="21"/>
+          <w:szCs w:val="21"/>
+        </w:rPr>
+        <w:t xml:space="preserve">설치한 뒤 Claude Code를 껐다 켜세요.</w:t>
+      </w:r>
+    </w:p>
+    <w:p>
+      <w:pPr>
+        <w:spacing w:after="140" w:before="0" w:line="320"/>
+      </w:pPr>
+      <w:r>
+        <w:rPr>
+          <w:b/>
+          <w:bCs/>
+          <w:sz w:val="21"/>
+          <w:szCs w:val="21"/>
+        </w:rPr>
+        <w:t xml:space="preserve">나머지 준비는 확인 안 하셔도 됩니다.</w:t>
+      </w:r>
+      <w:r>
+        <w:rPr>
+          <w:sz w:val="21"/>
+          <w:szCs w:val="21"/>
+        </w:rPr>
+        <w:t xml:space="preserve"> 실행하면 AI가 알아서 봐 줍니다.</w:t>
+      </w:r>
+    </w:p>
+    <w:p>
+      <w:pPr>
+        <w:pBdr>
+          <w:bottom w:val="single" w:color="D0D5DD" w:sz="6" w:space="1"/>
+        </w:pBdr>
+        <w:spacing w:after="200" w:before="200"/>
+      </w:pPr>
+      <w:r>
+        <w:t xml:space="preserve"/>
+      </w:r>
+    </w:p>
+    <w:p>
+      <w:pPr>
+        <w:spacing w:after="140" w:before="340"/>
+      </w:pPr>
+      <w:r>
+        <w:rPr>
+          <w:b/>
+          <w:bCs/>
+          <w:color w:val="1F4E79"/>
+          <w:sz w:val="26"/>
+          <w:szCs w:val="26"/>
+        </w:rPr>
+        <w:t xml:space="preserve">1. 이것만 치면 됩니다</w:t>
+      </w:r>
+    </w:p>
+    <w:p>
+      <w:pPr>
+        <w:pBdr>
+          <w:top w:val="single" w:color="F2F4F7" w:sz="2" w:space="4"/>
+          <w:bottom w:val="single" w:color="F2F4F7" w:sz="2" w:space="4"/>
+          <w:left w:val="single" w:color="B8C4D0" w:sz="12" w:space="8"/>
+        </w:pBdr>
+        <w:shd w:fill="F2F4F7" w:val="clear"/>
+        <w:spacing w:after="160" w:before="120" w:line="260"/>
+        <w:ind w:left="220" w:right="220"/>
+      </w:pPr>
+      <w:r>
+        <w:rPr>
+          <w:rFonts w:ascii="Menlo" w:cs="Menlo" w:eastAsia="Menlo" w:hAnsi="Menlo"/>
+          <w:sz w:val="18"/>
+          <w:szCs w:val="18"/>
+        </w:rPr>
         <w:t xml:space="preserve">/portfolio-design</w:t>
       </w:r>
     </w:p>
@@ -81,6 +276,195 @@
           <w:szCs w:val="21"/>
         </w:rPr>
         <w:t xml:space="preserve"> 라고 하세요. 그게 다입니다.</w:t>
+      </w:r>
+    </w:p>
+    <w:p>
+      <w:pPr>
+        <w:spacing w:after="100" w:before="240"/>
+      </w:pPr>
+      <w:r>
+        <w:rPr>
+          <w:b/>
+          <w:bCs/>
+          <w:color w:val="344054"/>
+          <w:sz w:val="22"/>
+          <w:szCs w:val="22"/>
+        </w:rPr>
+        <w:t xml:space="preserve">준비가 덜 됐으면 AI가 먼저 알려 줍니다</w:t>
+      </w:r>
+    </w:p>
+    <w:p>
+      <w:pPr>
+        <w:spacing w:after="140" w:before="0" w:line="320"/>
+      </w:pPr>
+      <w:r>
+        <w:rPr>
+          <w:sz w:val="21"/>
+          <w:szCs w:val="21"/>
+        </w:rPr>
+        <w:t xml:space="preserve">바로 시작 못 하는 게 있으면 </w:t>
+      </w:r>
+      <w:r>
+        <w:rPr>
+          <w:b/>
+          <w:bCs/>
+          <w:sz w:val="21"/>
+          <w:szCs w:val="21"/>
+        </w:rPr>
+        <w:t xml:space="preserve">그것만</w:t>
+      </w:r>
+      <w:r>
+        <w:rPr>
+          <w:sz w:val="21"/>
+          <w:szCs w:val="21"/>
+        </w:rPr>
+        <w:t xml:space="preserve"> 알려 줍니다. 준비가 다 됐으면 아무 말 없이 바로 시작합니다.</w:t>
+      </w:r>
+    </w:p>
+    <w:p>
+      <w:pPr>
+        <w:pBdr>
+          <w:top w:val="single" w:color="F2F4F7" w:sz="2" w:space="4"/>
+          <w:left w:val="single" w:color="B8C4D0" w:sz="12" w:space="8"/>
+        </w:pBdr>
+        <w:shd w:fill="F2F4F7" w:val="clear"/>
+        <w:spacing w:after="0" w:before="120" w:line="300"/>
+        <w:ind w:left="220" w:right="220"/>
+      </w:pPr>
+      <w:r>
+        <w:rPr>
+          <w:sz w:val="20"/>
+          <w:szCs w:val="20"/>
+        </w:rPr>
+        <w:t xml:space="preserve">이 컴퓨터에 화면을 그리는 도구가 없어요.</w:t>
+      </w:r>
+    </w:p>
+    <w:p>
+      <w:pPr>
+        <w:pBdr>
+          <w:left w:val="single" w:color="B8C4D0" w:sz="12" w:space="8"/>
+        </w:pBdr>
+        <w:shd w:fill="F2F4F7" w:val="clear"/>
+        <w:spacing w:after="0" w:before="0" w:line="300"/>
+        <w:ind w:left="220" w:right="220"/>
+      </w:pPr>
+      <w:r>
+        <w:rPr>
+          <w:sz w:val="20"/>
+          <w:szCs w:val="20"/>
+        </w:rPr>
+        <w:t xml:space="preserve">없어도 오늘 수업은 됩니다. 그림 대신 글과 손그림으로 잡고,</w:t>
+      </w:r>
+    </w:p>
+    <w:p>
+      <w:pPr>
+        <w:pBdr>
+          <w:left w:val="single" w:color="B8C4D0" w:sz="12" w:space="8"/>
+        </w:pBdr>
+        <w:shd w:fill="F2F4F7" w:val="clear"/>
+        <w:spacing w:after="0" w:before="0" w:line="300"/>
+        <w:ind w:left="220" w:right="220"/>
+      </w:pPr>
+      <w:r>
+        <w:rPr>
+          <w:sz w:val="20"/>
+          <w:szCs w:val="20"/>
+        </w:rPr>
+        <w:t xml:space="preserve">계획은 그대로 남아요. 나중에 그림만 다시 받으면 됩니다.</w:t>
+      </w:r>
+    </w:p>
+    <w:p>
+      <w:pPr>
+        <w:pBdr>
+          <w:left w:val="single" w:color="B8C4D0" w:sz="12" w:space="8"/>
+        </w:pBdr>
+        <w:shd w:fill="F2F4F7" w:val="clear"/>
+        <w:spacing w:after="0" w:before="0" w:line="300"/>
+        <w:ind w:left="220" w:right="220"/>
+      </w:pPr>
+      <w:r>
+        <w:rPr>
+          <w:sz w:val="20"/>
+          <w:szCs w:val="20"/>
+        </w:rPr>
+        <w:t xml:space="preserve"> </w:t>
+      </w:r>
+    </w:p>
+    <w:p>
+      <w:pPr>
+        <w:pBdr>
+          <w:left w:val="single" w:color="B8C4D0" w:sz="12" w:space="8"/>
+        </w:pBdr>
+        <w:shd w:fill="F2F4F7" w:val="clear"/>
+        <w:spacing w:after="0" w:before="0" w:line="300"/>
+        <w:ind w:left="220" w:right="220"/>
+      </w:pPr>
+      <w:r>
+        <w:rPr>
+          <w:sz w:val="20"/>
+          <w:szCs w:val="20"/>
+        </w:rPr>
+        <w:t xml:space="preserve">  ○ 그냥 진행할게요  (추천)</w:t>
+      </w:r>
+    </w:p>
+    <w:p>
+      <w:pPr>
+        <w:pBdr>
+          <w:bottom w:val="single" w:color="F2F4F7" w:sz="2" w:space="4"/>
+          <w:left w:val="single" w:color="B8C4D0" w:sz="12" w:space="8"/>
+        </w:pBdr>
+        <w:shd w:fill="F2F4F7" w:val="clear"/>
+        <w:spacing w:after="160" w:before="0" w:line="300"/>
+        <w:ind w:left="220" w:right="220"/>
+      </w:pPr>
+      <w:r>
+        <w:rPr>
+          <w:sz w:val="20"/>
+          <w:szCs w:val="20"/>
+        </w:rPr>
+        <w:t xml:space="preserve">  ○ 깔고 올게요</w:t>
+      </w:r>
+    </w:p>
+    <w:p>
+      <w:pPr>
+        <w:spacing w:after="140" w:before="0" w:line="320"/>
+      </w:pPr>
+      <w:r>
+        <w:rPr>
+          <w:b/>
+          <w:bCs/>
+          <w:sz w:val="21"/>
+          <w:szCs w:val="21"/>
+        </w:rPr>
+        <w:t xml:space="preserve">시켜야 할 게 생기면 하고 나서 "완료" 라고 하세요.</w:t>
+      </w:r>
+    </w:p>
+    <w:p>
+      <w:pPr>
+        <w:spacing w:after="140" w:before="0" w:line="320"/>
+      </w:pPr>
+      <w:r>
+        <w:rPr>
+          <w:sz w:val="21"/>
+          <w:szCs w:val="21"/>
+        </w:rPr>
+        <w:t xml:space="preserve">AI가 </w:t>
+      </w:r>
+      <w:r>
+        <w:rPr>
+          <w:b/>
+          <w:bCs/>
+          <w:sz w:val="21"/>
+          <w:szCs w:val="21"/>
+        </w:rPr>
+        <w:t xml:space="preserve">다시 확인하고</w:t>
+      </w:r>
+      <w:r>
+        <w:rPr>
+          <w:sz w:val="21"/>
+          <w:szCs w:val="21"/>
+        </w:rPr>
+        <w:t xml:space="preserve"> 시작합니다. 안 됐으면 다른 방법을 알려 줍니다.</w:t>
       </w:r>
     </w:p>
     <w:p>
@@ -97,17 +481,26 @@
           <w:sz w:val="20"/>
           <w:szCs w:val="20"/>
         </w:rPr>
-        <w:t xml:space="preserve">⚠️ </w:t>
-      </w:r>
-      <w:r>
-        <w:rPr>
-          <w:b/>
-          <w:bCs/>
+        <w:t xml:space="preserve">💡 수업 시간에는 </w:t>
+      </w:r>
+      <w:r>
+        <w:rPr>
+          <w:rFonts w:ascii="Menlo" w:cs="Menlo" w:eastAsia="Menlo" w:hAnsi="Menlo"/>
+          <w:b/>
+          <w:bCs/>
+          <w:color w:val="B54708"/>
+          <w:sz w:val="18"/>
+          <w:szCs w:val="18"/>
+        </w:rPr>
+        <w:t xml:space="preserve">그냥 진행할게요</w:t>
+      </w:r>
+      <w:r>
+        <w:rPr>
           <w:color w:val="344054"/>
           <w:sz w:val="20"/>
           <w:szCs w:val="20"/>
         </w:rPr>
-        <w:t xml:space="preserve">매주 같은 폴더를 열어야 합니다.</w:t>
+        <w:t xml:space="preserve"> 를 고르는 게 낫습니다.</w:t>
       </w:r>
     </w:p>
     <w:p>
@@ -124,7 +517,7 @@
           <w:sz w:val="20"/>
           <w:szCs w:val="20"/>
         </w:rPr>
-        <w:t xml:space="preserve">이 수업에서 제일 많이 나는 사고입니다. 폴더가 바뀌면 지난주 것을 못 찾습니다.</w:t>
+        <w:t xml:space="preserve">설치하다 보면 45분이 다 갑니다. 집에서 깔고 그림만 다시 받으면 됩니다.</w:t>
       </w:r>
     </w:p>
     <w:p>
@@ -2080,7 +2473,7 @@
                 <w:sz w:val="19"/>
                 <w:szCs w:val="19"/>
               </w:rPr>
-              <w:t xml:space="preserve">앱을 껐다 켜세요</w:t>
+              <w:t xml:space="preserve">앱을 껐다 켜세요. 그래도 안 되면 0번 설치를 다시</w:t>
             </w:r>
           </w:p>
         </w:tc>
@@ -2105,7 +2498,7 @@
                 <w:sz w:val="19"/>
                 <w:szCs w:val="19"/>
               </w:rPr>
-              <w:t xml:space="preserve">지난주 것이 안 보인다</w:t>
+              <w:t xml:space="preserve">"바탕화면이 열려 있다"고 한다</w:t>
             </w:r>
           </w:p>
         </w:tc>
@@ -2125,10 +2518,19 @@
             </w:pPr>
             <w:r>
               <w:rPr>
-                <w:sz w:val="19"/>
-                <w:szCs w:val="19"/>
-              </w:rPr>
-              <w:t xml:space="preserve">폴더를 잘못 열었습니다. 늘 같은 폴더를 여세요</w:t>
+                <w:rFonts w:ascii="Menlo" w:cs="Menlo" w:eastAsia="Menlo" w:hAnsi="Menlo"/>
+                <w:color w:val="B54708"/>
+                <w:sz w:val="17"/>
+                <w:szCs w:val="17"/>
+              </w:rPr>
+              <w:t xml:space="preserve">portfolio-2026</w:t>
+            </w:r>
+            <w:r>
+              <w:rPr>
+                <w:sz w:val="19"/>
+                <w:szCs w:val="19"/>
+              </w:rPr>
+              <w:t xml:space="preserve"> 폴더를 열고 다시 치세요</w:t>
             </w:r>
           </w:p>
         </w:tc>
@@ -2153,7 +2555,7 @@
                 <w:sz w:val="19"/>
                 <w:szCs w:val="19"/>
               </w:rPr>
-              <w:t xml:space="preserve">질문이 뭔 소린지 모르겠다</w:t>
+              <w:t xml:space="preserve">지난주 것이 안 보인다</w:t>
             </w:r>
           </w:p>
         </w:tc>
@@ -2173,21 +2575,10 @@
             </w:pPr>
             <w:r>
               <w:rPr>
-                <w:rFonts w:ascii="Menlo" w:cs="Menlo" w:eastAsia="Menlo" w:hAnsi="Menlo"/>
-                <w:b/>
-                <w:bCs/>
-                <w:color w:val="B54708"/>
-                <w:sz w:val="17"/>
-                <w:szCs w:val="17"/>
-              </w:rPr>
-              <w:t xml:space="preserve">잘 모르겠어요</w:t>
-            </w:r>
-            <w:r>
-              <w:rPr>
-                <w:sz w:val="19"/>
-                <w:szCs w:val="19"/>
-              </w:rPr>
-              <w:t xml:space="preserve"> 를 누르세요. 알아서 정해 줍니다</w:t>
+                <w:sz w:val="19"/>
+                <w:szCs w:val="19"/>
+              </w:rPr>
+              <w:t xml:space="preserve">폴더를 잘못 열었습니다. 늘 같은 폴더를 여세요</w:t>
             </w:r>
           </w:p>
         </w:tc>
@@ -2212,7 +2603,7 @@
                 <w:sz w:val="19"/>
                 <w:szCs w:val="19"/>
               </w:rPr>
-              <w:t xml:space="preserve">보기에 내 답이 없다</w:t>
+              <w:t xml:space="preserve">질문이 뭔 소린지 모르겠다</w:t>
             </w:r>
           </w:p>
         </w:tc>
@@ -2232,26 +2623,21 @@
             </w:pPr>
             <w:r>
               <w:rPr>
-                <w:sz w:val="19"/>
-                <w:szCs w:val="19"/>
-              </w:rPr>
-              <w:t xml:space="preserve">맨 아래 </w:t>
-            </w:r>
-            <w:r>
-              <w:rPr>
+                <w:rFonts w:ascii="Menlo" w:cs="Menlo" w:eastAsia="Menlo" w:hAnsi="Menlo"/>
                 <w:b/>
                 <w:bCs/>
-                <w:sz w:val="19"/>
-                <w:szCs w:val="19"/>
-              </w:rPr>
-              <w:t xml:space="preserve">직접 쓰는 칸</w:t>
-            </w:r>
-            <w:r>
-              <w:rPr>
-                <w:sz w:val="19"/>
-                <w:szCs w:val="19"/>
-              </w:rPr>
-              <w:t xml:space="preserve">에 쓰면 됩니다</w:t>
+                <w:color w:val="B54708"/>
+                <w:sz w:val="17"/>
+                <w:szCs w:val="17"/>
+              </w:rPr>
+              <w:t xml:space="preserve">잘 모르겠어요</w:t>
+            </w:r>
+            <w:r>
+              <w:rPr>
+                <w:sz w:val="19"/>
+                <w:szCs w:val="19"/>
+              </w:rPr>
+              <w:t xml:space="preserve"> 를 누르세요. 알아서 정해 줍니다</w:t>
             </w:r>
           </w:p>
         </w:tc>
@@ -2276,7 +2662,7 @@
                 <w:sz w:val="19"/>
                 <w:szCs w:val="19"/>
               </w:rPr>
-              <w:t xml:space="preserve">세 개가 다 비슷하다</w:t>
+              <w:t xml:space="preserve">보기에 내 답이 없다</w:t>
             </w:r>
           </w:p>
         </w:tc>
@@ -2296,19 +2682,26 @@
             </w:pPr>
             <w:r>
               <w:rPr>
+                <w:sz w:val="19"/>
+                <w:szCs w:val="19"/>
+              </w:rPr>
+              <w:t xml:space="preserve">맨 아래 </w:t>
+            </w:r>
+            <w:r>
+              <w:rPr>
                 <w:b/>
                 <w:bCs/>
                 <w:sz w:val="19"/>
                 <w:szCs w:val="19"/>
               </w:rPr>
-              <w:t xml:space="preserve">"세 개가 너무 비슷해요"</w:t>
-            </w:r>
-            <w:r>
-              <w:rPr>
-                <w:sz w:val="19"/>
-                <w:szCs w:val="19"/>
-              </w:rPr>
-              <w:t xml:space="preserve"> 라고 하세요</w:t>
+              <w:t xml:space="preserve">직접 쓰는 칸</w:t>
+            </w:r>
+            <w:r>
+              <w:rPr>
+                <w:sz w:val="19"/>
+                <w:szCs w:val="19"/>
+              </w:rPr>
+              <w:t xml:space="preserve">에 쓰면 됩니다</w:t>
             </w:r>
           </w:p>
         </w:tc>
@@ -2333,7 +2726,7 @@
                 <w:sz w:val="19"/>
                 <w:szCs w:val="19"/>
               </w:rPr>
-              <w:t xml:space="preserve">세 개의 색과 글꼴이 다르다</w:t>
+              <w:t xml:space="preserve">세 개가 다 비슷하다</w:t>
             </w:r>
           </w:p>
         </w:tc>
@@ -2358,7 +2751,14 @@
                 <w:sz w:val="19"/>
                 <w:szCs w:val="19"/>
               </w:rPr>
-              <w:t xml:space="preserve">"글꼴이랑 색을 셋 다 똑같이 맞춰 주세요"</w:t>
+              <w:t xml:space="preserve">"세 개가 너무 비슷해요"</w:t>
+            </w:r>
+            <w:r>
+              <w:rPr>
+                <w:sz w:val="19"/>
+                <w:szCs w:val="19"/>
+              </w:rPr>
+              <w:t xml:space="preserve"> 라고 하세요</w:t>
             </w:r>
           </w:p>
         </w:tc>
@@ -2383,7 +2783,7 @@
                 <w:sz w:val="19"/>
                 <w:szCs w:val="19"/>
               </w:rPr>
-              <w:t xml:space="preserve">한 군데 고쳤는데 다른 데가 바뀌었다</w:t>
+              <w:t xml:space="preserve">세 개의 색과 글꼴이 다르다</w:t>
             </w:r>
           </w:p>
         </w:tc>
@@ -2403,26 +2803,12 @@
             </w:pPr>
             <w:r>
               <w:rPr>
-                <w:sz w:val="19"/>
-                <w:szCs w:val="19"/>
-              </w:rPr>
-              <w:t xml:space="preserve">⌘Z 로 되돌리고, </w:t>
-            </w:r>
-            <w:r>
-              <w:rPr>
                 <w:b/>
                 <w:bCs/>
                 <w:sz w:val="19"/>
                 <w:szCs w:val="19"/>
               </w:rPr>
-              <w:t xml:space="preserve">"나머지는 그대로 두고"</w:t>
-            </w:r>
-            <w:r>
-              <w:rPr>
-                <w:sz w:val="19"/>
-                <w:szCs w:val="19"/>
-              </w:rPr>
-              <w:t xml:space="preserve"> 를 붙여서 다시</w:t>
+              <w:t xml:space="preserve">"글꼴이랑 색을 셋 다 똑같이 맞춰 주세요"</w:t>
             </w:r>
           </w:p>
         </w:tc>
@@ -2447,7 +2833,7 @@
                 <w:sz w:val="19"/>
                 <w:szCs w:val="19"/>
               </w:rPr>
-              <w:t xml:space="preserve">"화면판을 만들 수 없다"고 나온다</w:t>
+              <w:t xml:space="preserve">한 군데 고쳤는데 다른 데가 바뀌었다</w:t>
             </w:r>
           </w:p>
         </w:tc>
@@ -2470,7 +2856,23 @@
                 <w:sz w:val="19"/>
                 <w:szCs w:val="19"/>
               </w:rPr>
-              <w:t xml:space="preserve">컴퓨터에 도구가 없는 경우입니다. 그날은 글과 손그림으로 하면 됩니다</w:t>
+              <w:t xml:space="preserve">⌘Z 로 되돌리고, </w:t>
+            </w:r>
+            <w:r>
+              <w:rPr>
+                <w:b/>
+                <w:bCs/>
+                <w:sz w:val="19"/>
+                <w:szCs w:val="19"/>
+              </w:rPr>
+              <w:t xml:space="preserve">"나머지는 그대로 두고"</w:t>
+            </w:r>
+            <w:r>
+              <w:rPr>
+                <w:sz w:val="19"/>
+                <w:szCs w:val="19"/>
+              </w:rPr>
+              <w:t xml:space="preserve"> 를 붙여서 다시</w:t>
             </w:r>
           </w:p>
         </w:tc>
@@ -2495,7 +2897,7 @@
                 <w:sz w:val="19"/>
                 <w:szCs w:val="19"/>
               </w:rPr>
-              <w:t xml:space="preserve">AI가 없는 기능을 그려 넣었다</w:t>
+              <w:t xml:space="preserve">"화면판을 만들 수 없다"고 나온다</w:t>
             </w:r>
           </w:p>
         </w:tc>
@@ -2515,6 +2917,54 @@
             </w:pPr>
             <w:r>
               <w:rPr>
+                <w:sz w:val="19"/>
+                <w:szCs w:val="19"/>
+              </w:rPr>
+              <w:t xml:space="preserve">컴퓨터에 도구가 없는 경우입니다. 그날은 글과 손그림으로 하면 됩니다</w:t>
+            </w:r>
+          </w:p>
+        </w:tc>
+      </w:tr>
+      <w:tr>
+        <w:tc>
+          <w:tcPr>
+            <w:tcW w:type="dxa" w:w="3323"/>
+            <w:tcMar>
+              <w:top w:type="dxa" w:w="90"/>
+              <w:left w:type="dxa" w:w="130"/>
+              <w:bottom w:type="dxa" w:w="90"/>
+              <w:right w:type="dxa" w:w="130"/>
+            </w:tcMar>
+          </w:tcPr>
+          <w:p>
+            <w:pPr>
+              <w:spacing w:after="0" w:before="0" w:line="300"/>
+            </w:pPr>
+            <w:r>
+              <w:rPr>
+                <w:sz w:val="19"/>
+                <w:szCs w:val="19"/>
+              </w:rPr>
+              <w:t xml:space="preserve">AI가 없는 기능을 그려 넣었다</w:t>
+            </w:r>
+          </w:p>
+        </w:tc>
+        <w:tc>
+          <w:tcPr>
+            <w:tcW w:type="dxa" w:w="6315"/>
+            <w:tcMar>
+              <w:top w:type="dxa" w:w="90"/>
+              <w:left w:type="dxa" w:w="130"/>
+              <w:bottom w:type="dxa" w:w="90"/>
+              <w:right w:type="dxa" w:w="130"/>
+            </w:tcMar>
+          </w:tcPr>
+          <w:p>
+            <w:pPr>
+              <w:spacing w:after="0" w:before="0" w:line="300"/>
+            </w:pPr>
+            <w:r>
+              <w:rPr>
                 <w:b/>
                 <w:bCs/>
                 <w:sz w:val="19"/>
@@ -2630,6 +3080,27 @@
           <w:szCs w:val="21"/>
         </w:rPr>
         <w:t xml:space="preserve">③번만 여러분이 직접 말합니다. 나머지는 다 누르기만 하면 됩니다.</w:t>
+      </w:r>
+    </w:p>
+    <w:p>
+      <w:pPr>
+        <w:spacing w:after="140" w:before="0" w:line="320"/>
+      </w:pPr>
+      <w:r>
+        <w:rPr>
+          <w:sz w:val="21"/>
+          <w:szCs w:val="21"/>
+        </w:rPr>
+        <w:t xml:space="preserve">준비됐는지, 어디까지 했는지는 </w:t>
+      </w:r>
+      <w:r>
+        <w:rPr>
+          <w:b/>
+          <w:bCs/>
+          <w:sz w:val="21"/>
+          <w:szCs w:val="21"/>
+        </w:rPr>
+        <w:t xml:space="preserve">AI가 알아서 확인합니다.</w:t>
       </w:r>
     </w:p>
     <w:sectPr>
